--- a/papers/prog report/16 - Progress Report_.docx
+++ b/papers/prog report/16 - Progress Report_.docx
@@ -20,12 +20,12 @@
     </w:p>
     <w:p>
       <w:pPr>
+        <w:spacing w:after="20" w:line="30" w:lineRule="exact"/>
         <w:jc w:val="center"/>
         <w:rPr>
           <w:b/>
           <w:bCs/>
         </w:rPr>
-        <w:spacing w:before="0" w:after="20" w:line="30" w:lineRule="exact"/>
       </w:pPr>
     </w:p>
     <w:p>
@@ -43,7 +43,7 @@
           <w:bCs/>
           <w:u w:val="single"/>
         </w:rPr>
-        <w:t xml:space="preserve">Date Covered: Week 16 (September 14-18, 2026)</w:t>
+        <w:t>Date Covered: Week 16 (September 14-18, 2026)</w:t>
       </w:r>
     </w:p>
     <w:p>
@@ -84,6 +84,10 @@
         <w:tc>
           <w:tcPr>
             <w:tcW w:w="10790" w:type="dxa"/>
+            <w:tcMar>
+              <w:top w:w="115" w:type="dxa"/>
+              <w:bottom w:w="115" w:type="dxa"/>
+            </w:tcMar>
           </w:tcPr>
           <w:p>
             <w:pPr>
@@ -98,7 +102,7 @@
                 <w:b/>
                 <w:bCs/>
               </w:rPr>
-              <w:t xml:space="preserve">An Integrated Business Intelligence for Sales Forecasting and Inventory Management</w:t>
+              <w:t>An Integrated Business Intelligence for Sales Forecasting and Inventory Management</w:t>
             </w:r>
           </w:p>
         </w:tc>
@@ -106,11 +110,11 @@
     </w:tbl>
     <w:p>
       <w:pPr>
+        <w:spacing w:after="20" w:line="30" w:lineRule="exact"/>
         <w:rPr>
           <w:b/>
           <w:bCs/>
         </w:rPr>
-        <w:spacing w:before="0" w:after="20" w:line="30" w:lineRule="exact"/>
       </w:pPr>
     </w:p>
     <w:p>
@@ -151,35 +155,64 @@
         <w:tc>
           <w:tcPr>
             <w:tcW w:w="10790" w:type="dxa"/>
+            <w:tcMar>
+              <w:top w:w="115" w:type="dxa"/>
+              <w:bottom w:w="115" w:type="dxa"/>
+            </w:tcMar>
           </w:tcPr>
-          <w:p xmlns:w="http://schemas.openxmlformats.org/wordprocessingml/2006/main" xmlns:w14="http://schemas.microsoft.com/office/word/2010/wordml">
-            <w:pPr>
-              <w:spacing w:before="0" w:after="0" w:line="190" w:lineRule="auto"/>
+          <w:p>
+            <w:pPr>
               <w:numPr>
                 <w:ilvl w:val="0"/>
                 <w:numId w:val="4"/>
               </w:numPr>
+              <w:spacing w:line="190" w:lineRule="auto"/>
               <w:ind w:left="400" w:hanging="250"/>
               <w:rPr>
                 <w:sz w:val="17"/>
                 <w:szCs w:val="17"/>
               </w:rPr>
             </w:pPr>
+            <w:proofErr w:type="gramStart"/>
             <w:r>
               <w:rPr>
                 <w:sz w:val="17"/>
                 <w:szCs w:val="17"/>
               </w:rPr>
-              <w:t xml:space="preserve">Document the fire incident at Pampang Public Market that destroyed Sharon Store on Sept 16.</w:t>
-            </w:r>
-          </w:p>
-          <w:p xmlns:w="http://schemas.openxmlformats.org/wordprocessingml/2006/main" xmlns:w14="http://schemas.microsoft.com/office/word/2010/wordml">
-            <w:pPr>
-              <w:spacing w:before="0" w:after="0" w:line="190" w:lineRule="auto"/>
+              <w:t>Document</w:t>
+            </w:r>
+            <w:proofErr w:type="gramEnd"/>
+            <w:r>
+              <w:rPr>
+                <w:sz w:val="17"/>
+                <w:szCs w:val="17"/>
+              </w:rPr>
+              <w:t xml:space="preserve"> the fire incident at </w:t>
+            </w:r>
+            <w:proofErr w:type="spellStart"/>
+            <w:r>
+              <w:rPr>
+                <w:sz w:val="17"/>
+                <w:szCs w:val="17"/>
+              </w:rPr>
+              <w:t>Pampang</w:t>
+            </w:r>
+            <w:proofErr w:type="spellEnd"/>
+            <w:r>
+              <w:rPr>
+                <w:sz w:val="17"/>
+                <w:szCs w:val="17"/>
+              </w:rPr>
+              <w:t xml:space="preserve"> Public Market that destroyed Sharon Store on Sept 16.</w:t>
+            </w:r>
+          </w:p>
+          <w:p>
+            <w:pPr>
               <w:numPr>
                 <w:ilvl w:val="0"/>
                 <w:numId w:val="4"/>
               </w:numPr>
+              <w:spacing w:line="190" w:lineRule="auto"/>
               <w:ind w:left="400" w:hanging="250"/>
               <w:rPr>
                 <w:sz w:val="17"/>
@@ -191,16 +224,32 @@
                 <w:sz w:val="17"/>
                 <w:szCs w:val="17"/>
               </w:rPr>
-              <w:t xml:space="preserve">Hold an emergency team meeting on Sept 17 to plan finding a replacement research locale.</w:t>
-            </w:r>
-          </w:p>
-          <w:p xmlns:w="http://schemas.openxmlformats.org/wordprocessingml/2006/main" xmlns:w14="http://schemas.microsoft.com/office/word/2010/wordml">
-            <w:pPr>
-              <w:spacing w:before="0" w:after="0" w:line="190" w:lineRule="auto"/>
+              <w:t xml:space="preserve">Hold an emergency team meeting on Sept 17 to plan </w:t>
+            </w:r>
+            <w:proofErr w:type="gramStart"/>
+            <w:r>
+              <w:rPr>
+                <w:sz w:val="17"/>
+                <w:szCs w:val="17"/>
+              </w:rPr>
+              <w:t>finding</w:t>
+            </w:r>
+            <w:proofErr w:type="gramEnd"/>
+            <w:r>
+              <w:rPr>
+                <w:sz w:val="17"/>
+                <w:szCs w:val="17"/>
+              </w:rPr>
+              <w:t xml:space="preserve"> a replacement research locale.</w:t>
+            </w:r>
+          </w:p>
+          <w:p>
+            <w:pPr>
               <w:numPr>
                 <w:ilvl w:val="0"/>
                 <w:numId w:val="4"/>
               </w:numPr>
+              <w:spacing w:line="190" w:lineRule="auto"/>
               <w:ind w:left="400" w:hanging="250"/>
               <w:rPr>
                 <w:sz w:val="17"/>
@@ -212,7 +261,7 @@
                 <w:sz w:val="17"/>
                 <w:szCs w:val="17"/>
               </w:rPr>
-              <w:t xml:space="preserve">Start scouting potential retail store partners in Angeles City.</w:t>
+              <w:t>Start scouting potential retail store partners in Angeles City.</w:t>
             </w:r>
           </w:p>
         </w:tc>
@@ -220,20 +269,20 @@
     </w:tbl>
     <w:p>
       <w:pPr>
+        <w:spacing w:after="20" w:line="30" w:lineRule="exact"/>
         <w:rPr>
           <w:b/>
           <w:bCs/>
         </w:rPr>
-        <w:spacing w:before="0" w:after="20" w:line="30" w:lineRule="exact"/>
       </w:pPr>
     </w:p>
     <w:p>
       <w:pPr>
+        <w:spacing w:after="20" w:line="30" w:lineRule="exact"/>
         <w:rPr>
           <w:b/>
           <w:bCs/>
         </w:rPr>
-        <w:spacing w:before="0" w:after="20" w:line="30" w:lineRule="exact"/>
       </w:pPr>
     </w:p>
     <w:tbl>
@@ -260,6 +309,10 @@
         <w:tc>
           <w:tcPr>
             <w:tcW w:w="5395" w:type="dxa"/>
+            <w:tcMar>
+              <w:top w:w="115" w:type="dxa"/>
+              <w:bottom w:w="115" w:type="dxa"/>
+            </w:tcMar>
           </w:tcPr>
           <w:p>
             <w:pPr>
@@ -267,12 +320,16 @@
               <w:rPr>
                 <w:b/>
                 <w:bCs/>
-              </w:rPr>
-            </w:pPr>
-            <w:r>
-              <w:rPr>
-                <w:b/>
-                <w:bCs/>
+                <w:sz w:val="22"/>
+                <w:szCs w:val="22"/>
+              </w:rPr>
+            </w:pPr>
+            <w:r>
+              <w:rPr>
+                <w:b/>
+                <w:bCs/>
+                <w:sz w:val="22"/>
+                <w:szCs w:val="22"/>
               </w:rPr>
               <w:t>Specific Tasks</w:t>
             </w:r>
@@ -281,6 +338,10 @@
         <w:tc>
           <w:tcPr>
             <w:tcW w:w="5395" w:type="dxa"/>
+            <w:tcMar>
+              <w:top w:w="115" w:type="dxa"/>
+              <w:bottom w:w="115" w:type="dxa"/>
+            </w:tcMar>
           </w:tcPr>
           <w:p>
             <w:pPr>
@@ -288,608 +349,704 @@
               <w:rPr>
                 <w:b/>
                 <w:bCs/>
-              </w:rPr>
-            </w:pPr>
-            <w:r>
-              <w:rPr>
-                <w:b/>
-                <w:bCs/>
+                <w:sz w:val="22"/>
+                <w:szCs w:val="22"/>
+              </w:rPr>
+            </w:pPr>
+            <w:r>
+              <w:rPr>
+                <w:b/>
+                <w:bCs/>
+                <w:sz w:val="22"/>
+                <w:szCs w:val="22"/>
               </w:rPr>
               <w:t>Specific Accomplishments</w:t>
             </w:r>
           </w:p>
         </w:tc>
       </w:tr>
-      <w:tr xmlns:w="http://schemas.openxmlformats.org/wordprocessingml/2006/main" xmlns:w14="http://schemas.microsoft.com/office/word/2010/wordml">
+      <w:tr>
         <w:trPr>
-          <w:cantSplit w:val="1"/>
-          <w:trHeight w:hRule="atLeast" w:val="360"/>
-          <w:tblHeader w:val="0"/>
+          <w:trHeight w:val="360"/>
         </w:trPr>
         <w:tc>
           <w:tcPr>
             <w:tcW w:w="5395" w:type="dxa"/>
+            <w:tcMar>
+              <w:top w:w="115" w:type="dxa"/>
+              <w:bottom w:w="115" w:type="dxa"/>
+            </w:tcMar>
           </w:tcPr>
           <w:p>
             <w:pPr>
-              <w:spacing w:before="0" w:after="0" w:line="190" w:lineRule="auto"/>
-              <w:rPr>
-                <w:b/>
-                <w:bCs/>
-                <w:sz w:val="16"/>
-                <w:szCs w:val="16"/>
-              </w:rPr>
-            </w:pPr>
-            <w:r>
-              <w:rPr>
-                <w:b/>
-                <w:bCs/>
-                <w:sz w:val="16"/>
-                <w:szCs w:val="16"/>
+              <w:spacing w:line="190" w:lineRule="auto"/>
+              <w:rPr>
+                <w:b/>
+                <w:bCs/>
+                <w:sz w:val="22"/>
+                <w:szCs w:val="22"/>
+              </w:rPr>
+            </w:pPr>
+            <w:r>
+              <w:rPr>
+                <w:b/>
+                <w:bCs/>
+                <w:sz w:val="22"/>
+                <w:szCs w:val="22"/>
               </w:rPr>
               <w:t>Member 1 (Cunan, Christian M.)</w:t>
             </w:r>
           </w:p>
           <w:p>
             <w:pPr>
-              <w:spacing w:before="0" w:after="0" w:line="190" w:lineRule="auto"/>
               <w:numPr>
                 <w:ilvl w:val="0"/>
                 <w:numId w:val="5"/>
               </w:numPr>
+              <w:spacing w:line="190" w:lineRule="auto"/>
               <w:ind w:left="400" w:hanging="250"/>
               <w:rPr>
-                <w:sz w:val="15"/>
-                <w:szCs w:val="15"/>
-              </w:rPr>
-            </w:pPr>
-            <w:r>
-              <w:rPr>
-                <w:sz w:val="15"/>
-                <w:szCs w:val="15"/>
-              </w:rPr>
-              <w:t xml:space="preserve">Back up all project source files, documentation, and database schemas safely.</w:t>
+                <w:sz w:val="22"/>
+                <w:szCs w:val="22"/>
+              </w:rPr>
+            </w:pPr>
+            <w:r>
+              <w:rPr>
+                <w:sz w:val="22"/>
+                <w:szCs w:val="22"/>
+              </w:rPr>
+              <w:t>Back up all project source files, documentation, and database schemas safely.</w:t>
             </w:r>
           </w:p>
         </w:tc>
         <w:tc>
           <w:tcPr>
             <w:tcW w:w="5395" w:type="dxa"/>
+            <w:tcMar>
+              <w:top w:w="115" w:type="dxa"/>
+              <w:bottom w:w="115" w:type="dxa"/>
+            </w:tcMar>
           </w:tcPr>
           <w:p>
             <w:pPr>
-              <w:spacing w:before="0" w:after="0" w:line="190" w:lineRule="auto"/>
-              <w:rPr>
-                <w:b/>
-                <w:bCs/>
-                <w:sz w:val="16"/>
-                <w:szCs w:val="16"/>
-              </w:rPr>
-            </w:pPr>
-            <w:r>
-              <w:rPr>
-                <w:b/>
-                <w:bCs/>
-                <w:sz w:val="16"/>
-                <w:szCs w:val="16"/>
+              <w:spacing w:line="190" w:lineRule="auto"/>
+              <w:rPr>
+                <w:b/>
+                <w:bCs/>
+                <w:sz w:val="22"/>
+                <w:szCs w:val="22"/>
+              </w:rPr>
+            </w:pPr>
+            <w:r>
+              <w:rPr>
+                <w:b/>
+                <w:bCs/>
+                <w:sz w:val="22"/>
+                <w:szCs w:val="22"/>
               </w:rPr>
               <w:t>Member 1 (Cunan, Christian M.)</w:t>
             </w:r>
           </w:p>
           <w:p>
             <w:pPr>
-              <w:spacing w:before="0" w:after="0" w:line="190" w:lineRule="auto"/>
               <w:numPr>
                 <w:ilvl w:val="0"/>
                 <w:numId w:val="2"/>
               </w:numPr>
+              <w:spacing w:line="190" w:lineRule="auto"/>
               <w:ind w:left="400" w:hanging="250"/>
               <w:rPr>
-                <w:sz w:val="15"/>
-                <w:szCs w:val="15"/>
-              </w:rPr>
-            </w:pPr>
-            <w:r>
-              <w:rPr>
-                <w:sz w:val="15"/>
-                <w:szCs w:val="15"/>
-              </w:rPr>
-              <w:t xml:space="preserve">Created full local and cloud backups of the application codebase and database.</w:t>
+                <w:sz w:val="22"/>
+                <w:szCs w:val="22"/>
+              </w:rPr>
+            </w:pPr>
+            <w:r>
+              <w:rPr>
+                <w:sz w:val="22"/>
+                <w:szCs w:val="22"/>
+              </w:rPr>
+              <w:t>Created full local and cloud backups of the application codebase and database.</w:t>
             </w:r>
           </w:p>
         </w:tc>
       </w:tr>
-      <w:tr xmlns:w="http://schemas.openxmlformats.org/wordprocessingml/2006/main" xmlns:w14="http://schemas.microsoft.com/office/word/2010/wordml">
+      <w:tr>
         <w:trPr>
-          <w:cantSplit w:val="1"/>
-          <w:trHeight w:hRule="atLeast" w:val="360"/>
-          <w:tblHeader w:val="0"/>
+          <w:trHeight w:val="360"/>
         </w:trPr>
         <w:tc>
           <w:tcPr>
             <w:tcW w:w="5395" w:type="dxa"/>
+            <w:tcMar>
+              <w:top w:w="115" w:type="dxa"/>
+              <w:bottom w:w="115" w:type="dxa"/>
+            </w:tcMar>
           </w:tcPr>
           <w:p>
             <w:pPr>
-              <w:spacing w:before="0" w:after="0" w:line="190" w:lineRule="auto"/>
-              <w:rPr>
-                <w:b/>
-                <w:bCs/>
-                <w:sz w:val="16"/>
-                <w:szCs w:val="16"/>
-              </w:rPr>
-            </w:pPr>
-            <w:r>
-              <w:rPr>
-                <w:b/>
-                <w:bCs/>
-                <w:sz w:val="16"/>
-                <w:szCs w:val="16"/>
+              <w:spacing w:line="190" w:lineRule="auto"/>
+              <w:rPr>
+                <w:b/>
+                <w:bCs/>
+                <w:sz w:val="22"/>
+                <w:szCs w:val="22"/>
+              </w:rPr>
+            </w:pPr>
+            <w:r>
+              <w:rPr>
+                <w:b/>
+                <w:bCs/>
+                <w:sz w:val="22"/>
+                <w:szCs w:val="22"/>
               </w:rPr>
               <w:t>Member 2 (Basco, Clark Justine T.)</w:t>
             </w:r>
           </w:p>
           <w:p>
             <w:pPr>
-              <w:spacing w:before="0" w:after="0" w:line="190" w:lineRule="auto"/>
               <w:numPr>
                 <w:ilvl w:val="0"/>
                 <w:numId w:val="5"/>
               </w:numPr>
+              <w:spacing w:line="190" w:lineRule="auto"/>
               <w:ind w:left="400" w:hanging="250"/>
               <w:rPr>
-                <w:sz w:val="15"/>
-                <w:szCs w:val="15"/>
-              </w:rPr>
-            </w:pPr>
-            <w:r>
-              <w:rPr>
-                <w:sz w:val="15"/>
-                <w:szCs w:val="15"/>
-              </w:rPr>
-              <w:t xml:space="preserve">Record notes from the team discussion on Sept 17 regarding the search for a new partner store.</w:t>
+                <w:sz w:val="22"/>
+                <w:szCs w:val="22"/>
+              </w:rPr>
+            </w:pPr>
+            <w:r>
+              <w:rPr>
+                <w:sz w:val="22"/>
+                <w:szCs w:val="22"/>
+              </w:rPr>
+              <w:t>Record notes from the team discussion on Sept 17 regarding the search for a new partner store.</w:t>
             </w:r>
           </w:p>
         </w:tc>
         <w:tc>
           <w:tcPr>
             <w:tcW w:w="5395" w:type="dxa"/>
+            <w:tcMar>
+              <w:top w:w="115" w:type="dxa"/>
+              <w:bottom w:w="115" w:type="dxa"/>
+            </w:tcMar>
           </w:tcPr>
           <w:p>
             <w:pPr>
-              <w:spacing w:before="0" w:after="0" w:line="190" w:lineRule="auto"/>
-              <w:rPr>
-                <w:b/>
-                <w:bCs/>
-                <w:sz w:val="16"/>
-                <w:szCs w:val="16"/>
-              </w:rPr>
-            </w:pPr>
-            <w:r>
-              <w:rPr>
-                <w:b/>
-                <w:bCs/>
-                <w:sz w:val="16"/>
-                <w:szCs w:val="16"/>
+              <w:spacing w:line="190" w:lineRule="auto"/>
+              <w:rPr>
+                <w:b/>
+                <w:bCs/>
+                <w:sz w:val="22"/>
+                <w:szCs w:val="22"/>
+              </w:rPr>
+            </w:pPr>
+            <w:r>
+              <w:rPr>
+                <w:b/>
+                <w:bCs/>
+                <w:sz w:val="22"/>
+                <w:szCs w:val="22"/>
               </w:rPr>
               <w:t>Member 2 (Basco, Clark Justine T.)</w:t>
             </w:r>
           </w:p>
           <w:p>
             <w:pPr>
-              <w:spacing w:before="0" w:after="0" w:line="190" w:lineRule="auto"/>
               <w:numPr>
                 <w:ilvl w:val="0"/>
                 <w:numId w:val="2"/>
               </w:numPr>
+              <w:spacing w:line="190" w:lineRule="auto"/>
               <w:ind w:left="400" w:hanging="250"/>
               <w:rPr>
-                <w:sz w:val="15"/>
-                <w:szCs w:val="15"/>
-              </w:rPr>
-            </w:pPr>
-            <w:r>
-              <w:rPr>
-                <w:sz w:val="15"/>
-                <w:szCs w:val="15"/>
-              </w:rPr>
-              <w:t xml:space="preserve">Documented team meeting minutes and action steps for finding a new locale.</w:t>
+                <w:sz w:val="22"/>
+                <w:szCs w:val="22"/>
+              </w:rPr>
+            </w:pPr>
+            <w:r>
+              <w:rPr>
+                <w:sz w:val="22"/>
+                <w:szCs w:val="22"/>
+              </w:rPr>
+              <w:t>Documented team meeting minutes and action steps for finding a new locale.</w:t>
             </w:r>
           </w:p>
         </w:tc>
       </w:tr>
-      <w:tr xmlns:w="http://schemas.openxmlformats.org/wordprocessingml/2006/main" xmlns:w14="http://schemas.microsoft.com/office/word/2010/wordml">
+      <w:tr>
         <w:trPr>
-          <w:cantSplit w:val="1"/>
-          <w:trHeight w:hRule="atLeast" w:val="360"/>
-          <w:tblHeader w:val="0"/>
+          <w:trHeight w:val="360"/>
         </w:trPr>
         <w:tc>
           <w:tcPr>
             <w:tcW w:w="5395" w:type="dxa"/>
+            <w:tcMar>
+              <w:top w:w="115" w:type="dxa"/>
+              <w:bottom w:w="115" w:type="dxa"/>
+            </w:tcMar>
           </w:tcPr>
           <w:p>
             <w:pPr>
-              <w:spacing w:before="0" w:after="0" w:line="190" w:lineRule="auto"/>
-              <w:rPr>
-                <w:b/>
-                <w:bCs/>
-                <w:sz w:val="16"/>
-                <w:szCs w:val="16"/>
-              </w:rPr>
-            </w:pPr>
-            <w:r>
-              <w:rPr>
-                <w:b/>
-                <w:bCs/>
-                <w:sz w:val="16"/>
-                <w:szCs w:val="16"/>
-              </w:rPr>
-              <w:t>Member 3 (Dalusong, Harold P.)</w:t>
-            </w:r>
-          </w:p>
-          <w:p>
-            <w:pPr>
-              <w:spacing w:before="0" w:after="0" w:line="190" w:lineRule="auto"/>
+              <w:spacing w:line="190" w:lineRule="auto"/>
+              <w:rPr>
+                <w:b/>
+                <w:bCs/>
+                <w:sz w:val="22"/>
+                <w:szCs w:val="22"/>
+              </w:rPr>
+            </w:pPr>
+            <w:r>
+              <w:rPr>
+                <w:b/>
+                <w:bCs/>
+                <w:sz w:val="22"/>
+                <w:szCs w:val="22"/>
+              </w:rPr>
+              <w:t>Member 3 (</w:t>
+            </w:r>
+            <w:proofErr w:type="spellStart"/>
+            <w:r>
+              <w:rPr>
+                <w:b/>
+                <w:bCs/>
+                <w:sz w:val="22"/>
+                <w:szCs w:val="22"/>
+              </w:rPr>
+              <w:t>Dalusong</w:t>
+            </w:r>
+            <w:proofErr w:type="spellEnd"/>
+            <w:r>
+              <w:rPr>
+                <w:b/>
+                <w:bCs/>
+                <w:sz w:val="22"/>
+                <w:szCs w:val="22"/>
+              </w:rPr>
+              <w:t>, Harold P.)</w:t>
+            </w:r>
+          </w:p>
+          <w:p>
+            <w:pPr>
               <w:numPr>
                 <w:ilvl w:val="0"/>
                 <w:numId w:val="1"/>
               </w:numPr>
+              <w:spacing w:line="190" w:lineRule="auto"/>
               <w:ind w:left="400" w:hanging="250"/>
               <w:rPr>
-                <w:sz w:val="15"/>
-                <w:szCs w:val="15"/>
-              </w:rPr>
-            </w:pPr>
-            <w:r>
-              <w:rPr>
-                <w:sz w:val="15"/>
-                <w:szCs w:val="15"/>
-              </w:rPr>
-              <w:t xml:space="preserve">No assigned tasks</w:t>
+                <w:sz w:val="22"/>
+                <w:szCs w:val="22"/>
+              </w:rPr>
+            </w:pPr>
+            <w:r>
+              <w:rPr>
+                <w:sz w:val="22"/>
+                <w:szCs w:val="22"/>
+              </w:rPr>
+              <w:t>No assigned tasks</w:t>
             </w:r>
           </w:p>
         </w:tc>
         <w:tc>
           <w:tcPr>
             <w:tcW w:w="5395" w:type="dxa"/>
+            <w:tcMar>
+              <w:top w:w="115" w:type="dxa"/>
+              <w:bottom w:w="115" w:type="dxa"/>
+            </w:tcMar>
           </w:tcPr>
           <w:p>
             <w:pPr>
-              <w:spacing w:before="0" w:after="0" w:line="190" w:lineRule="auto"/>
-              <w:rPr>
-                <w:b/>
-                <w:bCs/>
-                <w:sz w:val="16"/>
-                <w:szCs w:val="16"/>
-              </w:rPr>
-            </w:pPr>
-            <w:r>
-              <w:rPr>
-                <w:b/>
-                <w:bCs/>
-                <w:sz w:val="16"/>
-                <w:szCs w:val="16"/>
-              </w:rPr>
-              <w:t>Member 3 (Dalusong, Harold P.)</w:t>
-            </w:r>
-          </w:p>
-          <w:p>
-            <w:pPr>
-              <w:spacing w:before="0" w:after="0" w:line="190" w:lineRule="auto"/>
+              <w:spacing w:line="190" w:lineRule="auto"/>
+              <w:rPr>
+                <w:b/>
+                <w:bCs/>
+                <w:sz w:val="22"/>
+                <w:szCs w:val="22"/>
+              </w:rPr>
+            </w:pPr>
+            <w:r>
+              <w:rPr>
+                <w:b/>
+                <w:bCs/>
+                <w:sz w:val="22"/>
+                <w:szCs w:val="22"/>
+              </w:rPr>
+              <w:t>Member 3 (</w:t>
+            </w:r>
+            <w:proofErr w:type="spellStart"/>
+            <w:r>
+              <w:rPr>
+                <w:b/>
+                <w:bCs/>
+                <w:sz w:val="22"/>
+                <w:szCs w:val="22"/>
+              </w:rPr>
+              <w:t>Dalusong</w:t>
+            </w:r>
+            <w:proofErr w:type="spellEnd"/>
+            <w:r>
+              <w:rPr>
+                <w:b/>
+                <w:bCs/>
+                <w:sz w:val="22"/>
+                <w:szCs w:val="22"/>
+              </w:rPr>
+              <w:t>, Harold P.)</w:t>
+            </w:r>
+          </w:p>
+          <w:p>
+            <w:pPr>
               <w:numPr>
                 <w:ilvl w:val="0"/>
                 <w:numId w:val="2"/>
               </w:numPr>
+              <w:spacing w:line="190" w:lineRule="auto"/>
               <w:ind w:left="400" w:hanging="250"/>
               <w:rPr>
-                <w:sz w:val="15"/>
-                <w:szCs w:val="15"/>
-              </w:rPr>
-            </w:pPr>
-            <w:r>
-              <w:rPr>
-                <w:sz w:val="15"/>
-                <w:szCs w:val="15"/>
-              </w:rPr>
-              <w:t xml:space="preserve">No assigned tasks</w:t>
+                <w:sz w:val="22"/>
+                <w:szCs w:val="22"/>
+              </w:rPr>
+            </w:pPr>
+            <w:r>
+              <w:rPr>
+                <w:sz w:val="22"/>
+                <w:szCs w:val="22"/>
+              </w:rPr>
+              <w:t>No assigned tasks</w:t>
             </w:r>
           </w:p>
         </w:tc>
       </w:tr>
-      <w:tr xmlns:w="http://schemas.openxmlformats.org/wordprocessingml/2006/main" xmlns:w14="http://schemas.microsoft.com/office/word/2010/wordml">
+      <w:tr>
         <w:trPr>
-          <w:cantSplit w:val="1"/>
-          <w:trHeight w:hRule="atLeast" w:val="360"/>
-          <w:tblHeader w:val="0"/>
+          <w:trHeight w:val="360"/>
         </w:trPr>
         <w:tc>
           <w:tcPr>
             <w:tcW w:w="5395" w:type="dxa"/>
+            <w:tcMar>
+              <w:top w:w="115" w:type="dxa"/>
+              <w:bottom w:w="115" w:type="dxa"/>
+            </w:tcMar>
           </w:tcPr>
           <w:p>
             <w:pPr>
-              <w:spacing w:before="0" w:after="0" w:line="190" w:lineRule="auto"/>
-              <w:rPr>
-                <w:b/>
-                <w:bCs/>
-                <w:sz w:val="16"/>
-                <w:szCs w:val="16"/>
-              </w:rPr>
-            </w:pPr>
-            <w:r>
-              <w:rPr>
-                <w:b/>
-                <w:bCs/>
-                <w:sz w:val="16"/>
-                <w:szCs w:val="16"/>
+              <w:spacing w:line="190" w:lineRule="auto"/>
+              <w:rPr>
+                <w:b/>
+                <w:bCs/>
+                <w:sz w:val="22"/>
+                <w:szCs w:val="22"/>
+              </w:rPr>
+            </w:pPr>
+            <w:r>
+              <w:rPr>
+                <w:b/>
+                <w:bCs/>
+                <w:sz w:val="22"/>
+                <w:szCs w:val="22"/>
               </w:rPr>
               <w:t>Member 4 (Niguidula, Halden H.)</w:t>
             </w:r>
           </w:p>
           <w:p>
             <w:pPr>
-              <w:spacing w:before="0" w:after="0" w:line="190" w:lineRule="auto"/>
               <w:numPr>
                 <w:ilvl w:val="0"/>
                 <w:numId w:val="5"/>
               </w:numPr>
+              <w:spacing w:line="190" w:lineRule="auto"/>
               <w:ind w:left="400" w:hanging="250"/>
               <w:rPr>
-                <w:sz w:val="15"/>
-                <w:szCs w:val="15"/>
-              </w:rPr>
-            </w:pPr>
-            <w:r>
-              <w:rPr>
-                <w:sz w:val="15"/>
-                <w:szCs w:val="15"/>
-              </w:rPr>
-              <w:t xml:space="preserve">Adjust system configuration to support general retail store settings rather than store-specific labels.</w:t>
+                <w:sz w:val="22"/>
+                <w:szCs w:val="22"/>
+              </w:rPr>
+            </w:pPr>
+            <w:r>
+              <w:rPr>
+                <w:sz w:val="22"/>
+                <w:szCs w:val="22"/>
+              </w:rPr>
+              <w:t>Adjust system configuration to support general retail store settings rather than store-specific labels.</w:t>
             </w:r>
           </w:p>
         </w:tc>
         <w:tc>
           <w:tcPr>
             <w:tcW w:w="5395" w:type="dxa"/>
+            <w:tcMar>
+              <w:top w:w="115" w:type="dxa"/>
+              <w:bottom w:w="115" w:type="dxa"/>
+            </w:tcMar>
           </w:tcPr>
           <w:p>
             <w:pPr>
-              <w:spacing w:before="0" w:after="0" w:line="190" w:lineRule="auto"/>
-              <w:rPr>
-                <w:b/>
-                <w:bCs/>
-                <w:sz w:val="16"/>
-                <w:szCs w:val="16"/>
-              </w:rPr>
-            </w:pPr>
-            <w:r>
-              <w:rPr>
-                <w:b/>
-                <w:bCs/>
-                <w:sz w:val="16"/>
-                <w:szCs w:val="16"/>
+              <w:spacing w:line="190" w:lineRule="auto"/>
+              <w:rPr>
+                <w:b/>
+                <w:bCs/>
+                <w:sz w:val="22"/>
+                <w:szCs w:val="22"/>
+              </w:rPr>
+            </w:pPr>
+            <w:r>
+              <w:rPr>
+                <w:b/>
+                <w:bCs/>
+                <w:sz w:val="22"/>
+                <w:szCs w:val="22"/>
               </w:rPr>
               <w:t>Member 4 (Niguidula, Halden H.)</w:t>
             </w:r>
           </w:p>
           <w:p>
             <w:pPr>
-              <w:spacing w:before="0" w:after="0" w:line="190" w:lineRule="auto"/>
               <w:numPr>
                 <w:ilvl w:val="0"/>
                 <w:numId w:val="2"/>
               </w:numPr>
+              <w:spacing w:line="190" w:lineRule="auto"/>
               <w:ind w:left="400" w:hanging="250"/>
               <w:rPr>
-                <w:sz w:val="15"/>
-                <w:szCs w:val="15"/>
-              </w:rPr>
-            </w:pPr>
-            <w:r>
-              <w:rPr>
-                <w:sz w:val="15"/>
-                <w:szCs w:val="15"/>
-              </w:rPr>
-              <w:t xml:space="preserve">Generalized system headers, store name settings, and branding in the code.</w:t>
+                <w:sz w:val="22"/>
+                <w:szCs w:val="22"/>
+              </w:rPr>
+            </w:pPr>
+            <w:r>
+              <w:rPr>
+                <w:sz w:val="22"/>
+                <w:szCs w:val="22"/>
+              </w:rPr>
+              <w:t>Generalized system headers, store name settings, and branding in the code.</w:t>
             </w:r>
           </w:p>
         </w:tc>
       </w:tr>
-      <w:tr xmlns:w="http://schemas.openxmlformats.org/wordprocessingml/2006/main" xmlns:w14="http://schemas.microsoft.com/office/word/2010/wordml">
+      <w:tr>
         <w:trPr>
-          <w:cantSplit w:val="1"/>
-          <w:trHeight w:hRule="atLeast" w:val="360"/>
-          <w:tblHeader w:val="0"/>
+          <w:trHeight w:val="360"/>
         </w:trPr>
         <w:tc>
           <w:tcPr>
             <w:tcW w:w="5395" w:type="dxa"/>
+            <w:tcMar>
+              <w:top w:w="115" w:type="dxa"/>
+              <w:bottom w:w="115" w:type="dxa"/>
+            </w:tcMar>
           </w:tcPr>
           <w:p>
             <w:pPr>
-              <w:spacing w:before="0" w:after="0" w:line="190" w:lineRule="auto"/>
-              <w:rPr>
-                <w:b/>
-                <w:bCs/>
-                <w:sz w:val="16"/>
-                <w:szCs w:val="16"/>
-              </w:rPr>
-            </w:pPr>
-            <w:r>
-              <w:rPr>
-                <w:b/>
-                <w:bCs/>
-                <w:sz w:val="16"/>
-                <w:szCs w:val="16"/>
+              <w:spacing w:line="190" w:lineRule="auto"/>
+              <w:rPr>
+                <w:b/>
+                <w:bCs/>
+                <w:sz w:val="22"/>
+                <w:szCs w:val="22"/>
+              </w:rPr>
+            </w:pPr>
+            <w:r>
+              <w:rPr>
+                <w:b/>
+                <w:bCs/>
+                <w:sz w:val="22"/>
+                <w:szCs w:val="22"/>
               </w:rPr>
               <w:t>Member 5 (Pineda, Adrian Jury C.)</w:t>
             </w:r>
           </w:p>
           <w:p>
             <w:pPr>
-              <w:spacing w:before="0" w:after="0" w:line="190" w:lineRule="auto"/>
               <w:numPr>
                 <w:ilvl w:val="0"/>
                 <w:numId w:val="5"/>
               </w:numPr>
+              <w:spacing w:line="190" w:lineRule="auto"/>
               <w:ind w:left="400" w:hanging="250"/>
               <w:rPr>
-                <w:sz w:val="15"/>
-                <w:szCs w:val="15"/>
-              </w:rPr>
-            </w:pPr>
-            <w:r>
-              <w:rPr>
-                <w:sz w:val="15"/>
-                <w:szCs w:val="15"/>
-              </w:rPr>
-              <w:t xml:space="preserve">Draft a list of nearby grocery stores and mini-marts in Angeles City to visit for partnership.</w:t>
+                <w:sz w:val="22"/>
+                <w:szCs w:val="22"/>
+              </w:rPr>
+            </w:pPr>
+            <w:r>
+              <w:rPr>
+                <w:sz w:val="22"/>
+                <w:szCs w:val="22"/>
+              </w:rPr>
+              <w:t xml:space="preserve">Draft a list of nearby grocery stores and </w:t>
+            </w:r>
+            <w:proofErr w:type="gramStart"/>
+            <w:r>
+              <w:rPr>
+                <w:sz w:val="22"/>
+                <w:szCs w:val="22"/>
+              </w:rPr>
+              <w:t>mini-marts</w:t>
+            </w:r>
+            <w:proofErr w:type="gramEnd"/>
+            <w:r>
+              <w:rPr>
+                <w:sz w:val="22"/>
+                <w:szCs w:val="22"/>
+              </w:rPr>
+              <w:t xml:space="preserve"> in Angeles City to visit for partnership.</w:t>
             </w:r>
           </w:p>
         </w:tc>
         <w:tc>
           <w:tcPr>
             <w:tcW w:w="5395" w:type="dxa"/>
+            <w:tcMar>
+              <w:top w:w="115" w:type="dxa"/>
+              <w:bottom w:w="115" w:type="dxa"/>
+            </w:tcMar>
           </w:tcPr>
           <w:p>
             <w:pPr>
-              <w:spacing w:before="0" w:after="0" w:line="190" w:lineRule="auto"/>
-              <w:rPr>
-                <w:b/>
-                <w:bCs/>
-                <w:sz w:val="16"/>
-                <w:szCs w:val="16"/>
-              </w:rPr>
-            </w:pPr>
-            <w:r>
-              <w:rPr>
-                <w:b/>
-                <w:bCs/>
-                <w:sz w:val="16"/>
-                <w:szCs w:val="16"/>
+              <w:spacing w:line="190" w:lineRule="auto"/>
+              <w:rPr>
+                <w:b/>
+                <w:bCs/>
+                <w:sz w:val="22"/>
+                <w:szCs w:val="22"/>
+              </w:rPr>
+            </w:pPr>
+            <w:r>
+              <w:rPr>
+                <w:b/>
+                <w:bCs/>
+                <w:sz w:val="22"/>
+                <w:szCs w:val="22"/>
               </w:rPr>
               <w:t>Member 5 (Pineda, Adrian Jury C.)</w:t>
             </w:r>
           </w:p>
           <w:p>
             <w:pPr>
-              <w:spacing w:before="0" w:after="0" w:line="190" w:lineRule="auto"/>
               <w:numPr>
                 <w:ilvl w:val="0"/>
                 <w:numId w:val="2"/>
               </w:numPr>
+              <w:spacing w:line="190" w:lineRule="auto"/>
               <w:ind w:left="400" w:hanging="250"/>
               <w:rPr>
-                <w:sz w:val="15"/>
-                <w:szCs w:val="15"/>
-              </w:rPr>
-            </w:pPr>
-            <w:r>
-              <w:rPr>
-                <w:sz w:val="15"/>
-                <w:szCs w:val="15"/>
-              </w:rPr>
-              <w:t xml:space="preserve">Listed candidate stores in Angeles City for potential locale partnership.</w:t>
+                <w:sz w:val="22"/>
+                <w:szCs w:val="22"/>
+              </w:rPr>
+            </w:pPr>
+            <w:r>
+              <w:rPr>
+                <w:sz w:val="22"/>
+                <w:szCs w:val="22"/>
+              </w:rPr>
+              <w:t>Listed candidate stores in Angeles City for potential locale partnership.</w:t>
             </w:r>
           </w:p>
         </w:tc>
       </w:tr>
-      <w:tr xmlns:w="http://schemas.openxmlformats.org/wordprocessingml/2006/main" xmlns:w14="http://schemas.microsoft.com/office/word/2010/wordml">
+      <w:tr>
         <w:trPr>
-          <w:cantSplit w:val="1"/>
-          <w:trHeight w:hRule="atLeast" w:val="360"/>
-          <w:tblHeader w:val="0"/>
+          <w:trHeight w:val="360"/>
         </w:trPr>
         <w:tc>
           <w:tcPr>
             <w:tcW w:w="5395" w:type="dxa"/>
+            <w:tcMar>
+              <w:top w:w="115" w:type="dxa"/>
+              <w:bottom w:w="115" w:type="dxa"/>
+            </w:tcMar>
           </w:tcPr>
           <w:p>
             <w:pPr>
-              <w:spacing w:before="0" w:after="0" w:line="190" w:lineRule="auto"/>
-              <w:rPr>
-                <w:b/>
-                <w:bCs/>
-                <w:sz w:val="16"/>
-                <w:szCs w:val="16"/>
-              </w:rPr>
-            </w:pPr>
-            <w:r>
-              <w:rPr>
-                <w:b/>
-                <w:bCs/>
-                <w:sz w:val="16"/>
-                <w:szCs w:val="16"/>
+              <w:spacing w:line="190" w:lineRule="auto"/>
+              <w:rPr>
+                <w:b/>
+                <w:bCs/>
+                <w:sz w:val="22"/>
+                <w:szCs w:val="22"/>
+              </w:rPr>
+            </w:pPr>
+            <w:r>
+              <w:rPr>
+                <w:b/>
+                <w:bCs/>
+                <w:sz w:val="22"/>
+                <w:szCs w:val="22"/>
               </w:rPr>
               <w:t>Member 6 (Pineda, Fredrick Matthew)</w:t>
             </w:r>
           </w:p>
           <w:p>
             <w:pPr>
-              <w:spacing w:before="0" w:after="0" w:line="190" w:lineRule="auto"/>
               <w:numPr>
                 <w:ilvl w:val="0"/>
                 <w:numId w:val="5"/>
               </w:numPr>
+              <w:spacing w:line="190" w:lineRule="auto"/>
               <w:ind w:left="400" w:hanging="250"/>
               <w:rPr>
-                <w:sz w:val="15"/>
-                <w:szCs w:val="15"/>
-              </w:rPr>
-            </w:pPr>
-            <w:r>
-              <w:rPr>
-                <w:sz w:val="15"/>
-                <w:szCs w:val="15"/>
-              </w:rPr>
-              <w:t xml:space="preserve">Accompany the team to scout prospective retail establishments in Angeles City on Sept 17-18.</w:t>
+                <w:sz w:val="22"/>
+                <w:szCs w:val="22"/>
+              </w:rPr>
+            </w:pPr>
+            <w:r>
+              <w:rPr>
+                <w:sz w:val="22"/>
+                <w:szCs w:val="22"/>
+              </w:rPr>
+              <w:t>Accompany the team to scout prospective retail establishments in Angeles City on Sept 17-18.</w:t>
             </w:r>
           </w:p>
         </w:tc>
         <w:tc>
           <w:tcPr>
             <w:tcW w:w="5395" w:type="dxa"/>
+            <w:tcMar>
+              <w:top w:w="115" w:type="dxa"/>
+              <w:bottom w:w="115" w:type="dxa"/>
+            </w:tcMar>
           </w:tcPr>
           <w:p>
             <w:pPr>
-              <w:spacing w:before="0" w:after="0" w:line="190" w:lineRule="auto"/>
-              <w:rPr>
-                <w:b/>
-                <w:bCs/>
-                <w:sz w:val="16"/>
-                <w:szCs w:val="16"/>
-              </w:rPr>
-            </w:pPr>
-            <w:r>
-              <w:rPr>
-                <w:b/>
-                <w:bCs/>
-                <w:sz w:val="16"/>
-                <w:szCs w:val="16"/>
+              <w:spacing w:line="190" w:lineRule="auto"/>
+              <w:rPr>
+                <w:b/>
+                <w:bCs/>
+                <w:sz w:val="22"/>
+                <w:szCs w:val="22"/>
+              </w:rPr>
+            </w:pPr>
+            <w:r>
+              <w:rPr>
+                <w:b/>
+                <w:bCs/>
+                <w:sz w:val="22"/>
+                <w:szCs w:val="22"/>
               </w:rPr>
               <w:t>Member 6 (Pineda, Fredrick Matthew)</w:t>
             </w:r>
           </w:p>
           <w:p>
             <w:pPr>
-              <w:spacing w:before="0" w:after="0" w:line="190" w:lineRule="auto"/>
               <w:numPr>
                 <w:ilvl w:val="0"/>
                 <w:numId w:val="2"/>
               </w:numPr>
+              <w:spacing w:line="190" w:lineRule="auto"/>
               <w:ind w:left="400" w:hanging="250"/>
               <w:rPr>
-                <w:sz w:val="15"/>
-                <w:szCs w:val="15"/>
-              </w:rPr>
-            </w:pPr>
-            <w:r>
-              <w:rPr>
-                <w:sz w:val="15"/>
-                <w:szCs w:val="15"/>
-              </w:rPr>
-              <w:t xml:space="preserve">Visited potential candidate stores with the team to inquire about research collaboration.</w:t>
+                <w:sz w:val="22"/>
+                <w:szCs w:val="22"/>
+              </w:rPr>
+            </w:pPr>
+            <w:r>
+              <w:rPr>
+                <w:sz w:val="22"/>
+                <w:szCs w:val="22"/>
+              </w:rPr>
+              <w:t>Visited potential candidate stores with the team to inquire about research collaboration.</w:t>
             </w:r>
           </w:p>
         </w:tc>
@@ -897,29 +1054,29 @@
     </w:tbl>
     <w:p>
       <w:pPr>
+        <w:spacing w:after="20" w:line="30" w:lineRule="exact"/>
         <w:rPr>
           <w:b/>
           <w:bCs/>
         </w:rPr>
-        <w:spacing w:before="0" w:after="20" w:line="30" w:lineRule="exact"/>
       </w:pPr>
     </w:p>
     <w:p>
       <w:pPr>
+        <w:spacing w:after="20" w:line="30" w:lineRule="exact"/>
         <w:rPr>
           <w:b/>
           <w:bCs/>
         </w:rPr>
-        <w:spacing w:before="0" w:after="20" w:line="30" w:lineRule="exact"/>
       </w:pPr>
     </w:p>
     <w:p>
       <w:pPr>
+        <w:spacing w:after="20" w:line="30" w:lineRule="exact"/>
         <w:rPr>
           <w:b/>
           <w:bCs/>
         </w:rPr>
-        <w:spacing w:before="0" w:after="20" w:line="30" w:lineRule="exact"/>
       </w:pPr>
     </w:p>
     <w:tbl>
@@ -1056,7 +1213,21 @@
                     <w:rPr>
                       <w:sz w:val="16"/>
                     </w:rPr>
-                    <w:t xml:space="preserve">Harold P. Dalusung </w:t>
+                    <w:t xml:space="preserve">Harold P. </w:t>
+                  </w:r>
+                  <w:proofErr w:type="spellStart"/>
+                  <w:r>
+                    <w:rPr>
+                      <w:sz w:val="16"/>
+                    </w:rPr>
+                    <w:t>Dalusung</w:t>
+                  </w:r>
+                  <w:proofErr w:type="spellEnd"/>
+                  <w:r>
+                    <w:rPr>
+                      <w:sz w:val="16"/>
+                    </w:rPr>
+                    <w:t xml:space="preserve"> </w:t>
                   </w:r>
                 </w:p>
               </w:tc>
@@ -1099,9 +1270,9 @@
                 </w:p>
               </w:tc>
             </w:tr>
-            <w:tr xmlns:w="http://schemas.openxmlformats.org/wordprocessingml/2006/main" xmlns:w14="http://schemas.microsoft.com/office/word/2010/wordml">
+            <w:tr>
               <w:trPr>
-                <w:cantSplit w:val="1"/>
+                <w:cantSplit/>
                 <w:trHeight w:val="240"/>
                 <w:jc w:val="center"/>
               </w:trPr>
@@ -1111,8 +1282,7 @@
                 </w:tcPr>
                 <w:p>
                   <w:pPr>
-                    <w:spacing w:before="0" w:after="0" w:line="180" w:lineRule="auto"/>
-                    <w:jc w:val="center"/>
+                    <w:spacing w:line="180" w:lineRule="auto"/>
                   </w:pPr>
                   <w:r>
                     <w:rPr>
@@ -1173,8 +1343,17 @@
                 <w:b/>
                 <w:bCs/>
               </w:rPr>
-              <w:t xml:space="preserve">                          Mark Gil Q. Superio</w:t>
-            </w:r>
+              <w:t xml:space="preserve">                          Mark Gil Q. </w:t>
+            </w:r>
+            <w:proofErr w:type="spellStart"/>
+            <w:r>
+              <w:rPr>
+                <w:b/>
+                <w:bCs/>
+              </w:rPr>
+              <w:t>Superio</w:t>
+            </w:r>
+            <w:proofErr w:type="spellEnd"/>
           </w:p>
           <w:p>
             <w:pPr>
@@ -1233,7 +1412,7 @@
                     </wp:anchor>
                   </w:drawing>
                 </mc:Choice>
-                <mc:Fallback xmlns:cr="http://schemas.microsoft.com/office/comments/2020/reactions" xmlns="http://schemas.microsoft.com/office/tasks/2019/documenttasks" xmlns:dgm="http://schemas.openxmlformats.org/drawingml/2006/diagram" xmlns:lc="http://schemas.openxmlformats.org/drawingml/2006/lockedCanvas" xmlns:c="http://schemas.openxmlformats.org/drawingml/2006/chart" xmlns:pic="http://schemas.openxmlformats.org/drawingml/2006/picture" xmlns:a="http://schemas.openxmlformats.org/drawingml/2006/main" xmlns:sl="http://schemas.openxmlformats.org/schemaLibrary/2006/main">
+                <mc:Fallback xmlns:sl="http://schemas.openxmlformats.org/schemaLibrary/2006/main" xmlns:a="http://schemas.openxmlformats.org/drawingml/2006/main" xmlns:pic="http://schemas.openxmlformats.org/drawingml/2006/picture" xmlns:c="http://schemas.openxmlformats.org/drawingml/2006/chart" xmlns:lc="http://schemas.openxmlformats.org/drawingml/2006/lockedCanvas" xmlns:dgm="http://schemas.openxmlformats.org/drawingml/2006/diagram" xmlns="http://schemas.microsoft.com/office/tasks/2019/documenttasks" xmlns:cr="http://schemas.microsoft.com/office/comments/2020/reactions">
                   <w:drawing>
                     <wp:anchor allowOverlap="1" behindDoc="0" distB="0" distT="0" distL="114300" distR="114300" hidden="0" layoutInCell="1" locked="0" relativeHeight="0" simplePos="0">
                       <wp:simplePos x="0" y="0"/>
@@ -1350,11 +1529,11 @@
     </w:tbl>
     <w:p>
       <w:pPr>
+        <w:spacing w:after="20" w:line="30" w:lineRule="exact"/>
         <w:rPr>
           <w:b/>
           <w:bCs/>
         </w:rPr>
-        <w:spacing w:before="0" w:after="20" w:line="30" w:lineRule="exact"/>
       </w:pPr>
     </w:p>
     <w:sectPr>
@@ -1447,7 +1626,27 @@
         <w:sz w:val="16"/>
         <w:szCs w:val="16"/>
       </w:rPr>
-      <w:t>May 20, 2023 Rev. 01</w:t>
+      <w:t xml:space="preserve">May 20, </w:t>
+    </w:r>
+    <w:proofErr w:type="gramStart"/>
+    <w:r>
+      <w:rPr>
+        <w:rFonts w:ascii="Arial" w:eastAsia="Arial" w:hAnsi="Arial" w:cs="Arial"/>
+        <w:color w:val="000000"/>
+        <w:sz w:val="16"/>
+        <w:szCs w:val="16"/>
+      </w:rPr>
+      <w:t>2023</w:t>
+    </w:r>
+    <w:proofErr w:type="gramEnd"/>
+    <w:r>
+      <w:rPr>
+        <w:rFonts w:ascii="Arial" w:eastAsia="Arial" w:hAnsi="Arial" w:cs="Arial"/>
+        <w:color w:val="000000"/>
+        <w:sz w:val="16"/>
+        <w:szCs w:val="16"/>
+      </w:rPr>
+      <w:t xml:space="preserve"> Rev. 01</w:t>
     </w:r>
   </w:p>
   <w:p>
@@ -1590,7 +1789,7 @@
             </wp:anchor>
           </w:drawing>
         </mc:Choice>
-        <mc:Fallback xmlns:cr="http://schemas.microsoft.com/office/comments/2020/reactions" xmlns="http://schemas.microsoft.com/office/tasks/2019/documenttasks" xmlns:dgm="http://schemas.openxmlformats.org/drawingml/2006/diagram" xmlns:lc="http://schemas.openxmlformats.org/drawingml/2006/lockedCanvas" xmlns:c="http://schemas.openxmlformats.org/drawingml/2006/chart" xmlns:pic="http://schemas.openxmlformats.org/drawingml/2006/picture" xmlns:a="http://schemas.openxmlformats.org/drawingml/2006/main" xmlns:sl="http://schemas.openxmlformats.org/schemaLibrary/2006/main">
+        <mc:Fallback xmlns:sl="http://schemas.openxmlformats.org/schemaLibrary/2006/main" xmlns:a="http://schemas.openxmlformats.org/drawingml/2006/main" xmlns:pic="http://schemas.openxmlformats.org/drawingml/2006/picture" xmlns:c="http://schemas.openxmlformats.org/drawingml/2006/chart" xmlns:lc="http://schemas.openxmlformats.org/drawingml/2006/lockedCanvas" xmlns:dgm="http://schemas.openxmlformats.org/drawingml/2006/diagram" xmlns="http://schemas.microsoft.com/office/tasks/2019/documenttasks" xmlns:cr="http://schemas.microsoft.com/office/comments/2020/reactions">
           <w:drawing>
             <wp:anchor allowOverlap="1" behindDoc="0" distB="0" distT="0" distL="114300" distR="114300" hidden="0" layoutInCell="1" locked="0" relativeHeight="0" simplePos="0">
               <wp:simplePos x="0" y="0"/>
@@ -1684,7 +1883,7 @@
             </wp:anchor>
           </w:drawing>
         </mc:Choice>
-        <mc:Fallback xmlns:cr="http://schemas.microsoft.com/office/comments/2020/reactions" xmlns="http://schemas.microsoft.com/office/tasks/2019/documenttasks" xmlns:dgm="http://schemas.openxmlformats.org/drawingml/2006/diagram" xmlns:lc="http://schemas.openxmlformats.org/drawingml/2006/lockedCanvas" xmlns:c="http://schemas.openxmlformats.org/drawingml/2006/chart" xmlns:pic="http://schemas.openxmlformats.org/drawingml/2006/picture" xmlns:a="http://schemas.openxmlformats.org/drawingml/2006/main" xmlns:sl="http://schemas.openxmlformats.org/schemaLibrary/2006/main">
+        <mc:Fallback xmlns:sl="http://schemas.openxmlformats.org/schemaLibrary/2006/main" xmlns:a="http://schemas.openxmlformats.org/drawingml/2006/main" xmlns:pic="http://schemas.openxmlformats.org/drawingml/2006/picture" xmlns:c="http://schemas.openxmlformats.org/drawingml/2006/chart" xmlns:lc="http://schemas.openxmlformats.org/drawingml/2006/lockedCanvas" xmlns:dgm="http://schemas.openxmlformats.org/drawingml/2006/diagram" xmlns="http://schemas.microsoft.com/office/tasks/2019/documenttasks" xmlns:cr="http://schemas.microsoft.com/office/comments/2020/reactions">
           <w:drawing>
             <wp:anchor allowOverlap="1" behindDoc="0" distB="0" distT="0" distL="114300" distR="114300" hidden="0" layoutInCell="1" locked="0" relativeHeight="0" simplePos="0">
               <wp:simplePos x="0" y="0"/>
@@ -1778,7 +1977,7 @@
             </wp:anchor>
           </w:drawing>
         </mc:Choice>
-        <mc:Fallback xmlns:cr="http://schemas.microsoft.com/office/comments/2020/reactions" xmlns="http://schemas.microsoft.com/office/tasks/2019/documenttasks" xmlns:dgm="http://schemas.openxmlformats.org/drawingml/2006/diagram" xmlns:lc="http://schemas.openxmlformats.org/drawingml/2006/lockedCanvas" xmlns:c="http://schemas.openxmlformats.org/drawingml/2006/chart" xmlns:pic="http://schemas.openxmlformats.org/drawingml/2006/picture" xmlns:a="http://schemas.openxmlformats.org/drawingml/2006/main" xmlns:sl="http://schemas.openxmlformats.org/schemaLibrary/2006/main">
+        <mc:Fallback xmlns:sl="http://schemas.openxmlformats.org/schemaLibrary/2006/main" xmlns:a="http://schemas.openxmlformats.org/drawingml/2006/main" xmlns:pic="http://schemas.openxmlformats.org/drawingml/2006/picture" xmlns:c="http://schemas.openxmlformats.org/drawingml/2006/chart" xmlns:lc="http://schemas.openxmlformats.org/drawingml/2006/lockedCanvas" xmlns:dgm="http://schemas.openxmlformats.org/drawingml/2006/diagram" xmlns="http://schemas.microsoft.com/office/tasks/2019/documenttasks" xmlns:cr="http://schemas.microsoft.com/office/comments/2020/reactions">
           <w:drawing>
             <wp:anchor allowOverlap="1" behindDoc="0" distB="0" distT="0" distL="114300" distR="114300" hidden="0" layoutInCell="1" locked="0" relativeHeight="0" simplePos="0">
               <wp:simplePos x="0" y="0"/>
@@ -1872,7 +2071,7 @@
             </wp:anchor>
           </w:drawing>
         </mc:Choice>
-        <mc:Fallback xmlns:cr="http://schemas.microsoft.com/office/comments/2020/reactions" xmlns="http://schemas.microsoft.com/office/tasks/2019/documenttasks" xmlns:dgm="http://schemas.openxmlformats.org/drawingml/2006/diagram" xmlns:lc="http://schemas.openxmlformats.org/drawingml/2006/lockedCanvas" xmlns:c="http://schemas.openxmlformats.org/drawingml/2006/chart" xmlns:pic="http://schemas.openxmlformats.org/drawingml/2006/picture" xmlns:a="http://schemas.openxmlformats.org/drawingml/2006/main" xmlns:sl="http://schemas.openxmlformats.org/schemaLibrary/2006/main">
+        <mc:Fallback xmlns:sl="http://schemas.openxmlformats.org/schemaLibrary/2006/main" xmlns:a="http://schemas.openxmlformats.org/drawingml/2006/main" xmlns:pic="http://schemas.openxmlformats.org/drawingml/2006/picture" xmlns:c="http://schemas.openxmlformats.org/drawingml/2006/chart" xmlns:lc="http://schemas.openxmlformats.org/drawingml/2006/lockedCanvas" xmlns:dgm="http://schemas.openxmlformats.org/drawingml/2006/diagram" xmlns="http://schemas.microsoft.com/office/tasks/2019/documenttasks" xmlns:cr="http://schemas.microsoft.com/office/comments/2020/reactions">
           <w:drawing>
             <wp:anchor allowOverlap="1" behindDoc="0" distB="0" distT="0" distL="114300" distR="114300" hidden="0" layoutInCell="1" locked="0" relativeHeight="0" simplePos="0">
               <wp:simplePos x="0" y="0"/>
